--- a/pr-preview/pr-90/chapters/06-graphical-representation.docx
+++ b/pr-preview/pr-90/chapters/06-graphical-representation.docx
@@ -9026,7 +9026,13 @@
         </m:r>
       </m:oMath>
       <w:r>
-        <w:t xml:space="preserve">; Fine Point 6.4).</w:t>
+        <w:t xml:space="preserve">;</w:t>
+      </w:r>
+      <w:r>
+        <w:t xml:space="preserve"> </w:t>
+      </w:r>
+      <w:r>
+        <w:t xml:space="preserve">Fine Point 6.4).</w:t>
       </w:r>
     </w:p>
     <w:p>
@@ -11425,7 +11431,13 @@
         <w:t xml:space="preserve"> </w:t>
       </w:r>
       <w:r>
-        <w:t xml:space="preserve">(Greenland 1977; Hernán 2017; see also Chapter 18)</w:t>
+        <w:t xml:space="preserve">(Greenland 1977; Hernán 2017;</w:t>
+      </w:r>
+      <w:r>
+        <w:t xml:space="preserve"> </w:t>
+      </w:r>
+      <w:r>
+        <w:t xml:space="preserve">see also Chapter 18)</w:t>
       </w:r>
       <w:r>
         <w:t xml:space="preserve"> </w:t>
